--- a/Computer Engineering, Software Engineering, Computer systems & their softwares/Annexes/Annex №32 Regulations of transferring, reinstating and expelling students from HEI.docx
+++ b/Computer Engineering, Software Engineering, Computer systems & their softwares/Annexes/Annex №32 Regulations of transferring, reinstating and expelling students from HEI.docx
@@ -160,7 +160,7 @@
           <w:color w:val="000080"/>
           <w:sz w:val="27"/>
         </w:rPr>
-        <w:t xml:space="preserve">REGULATION </w:t>
+        <w:t xml:space="preserve">NIZOM </w:t>
       </w:r>
       <w:r>
         <w:br/>
@@ -173,7 +173,7 @@
           <w:color w:val="000080"/>
           <w:sz w:val="27"/>
         </w:rPr>
-        <w:t xml:space="preserve">Chapter 1. General provisions </w:t>
+        <w:t xml:space="preserve">1-bob. Umumiy qoidalar </w:t>
       </w:r>
     </w:p>
     <w:p>
